--- a/plantilla_compa/compatibilidad_temporal.docx
+++ b/plantilla_compa/compatibilidad_temporal.docx
@@ -2302,7 +2302,7 @@
                     </wp:anchor>
                   </w:drawing>
                 </mc:Choice>
-                <mc:Fallback xmlns:w16du="http://schemas.microsoft.com/office/word/2023/wordml/word16du" xmlns:oel="http://schemas.microsoft.com/office/2019/extlst">
+                <mc:Fallback xmlns:oel="http://schemas.microsoft.com/office/2019/extlst" xmlns:w16du="http://schemas.microsoft.com/office/word/2023/wordml/word16du">
                   <w:pict>
                     <v:oval w14:anchorId="05942B35" id="Elipse 2" o:spid="_x0000_s1026" style="position:absolute;margin-left:21.85pt;margin-top:7.5pt;width:76.05pt;height:72.6pt;z-index:251678720;visibility:visible;mso-wrap-style:square;mso-width-percent:0;mso-height-percent:0;mso-wrap-distance-left:9pt;mso-wrap-distance-top:0;mso-wrap-distance-right:9pt;mso-wrap-distance-bottom:0;mso-position-horizontal:absolute;mso-position-horizontal-relative:text;mso-position-vertical:absolute;mso-position-vertical-relative:text;mso-width-percent:0;mso-height-percent:0;mso-width-relative:margin;mso-height-relative:margin;v-text-anchor:middle" o:gfxdata="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" filled="f" strokecolor="black [3213]" strokeweight="2.25pt">
                       <v:stroke joinstyle="miter"/>
@@ -2944,37 +2944,8 @@
                                 <w:sz w:val="11"/>
                                 <w:szCs w:val="11"/>
                               </w:rPr>
-                              <w:t>Gerencia de Licencias</w:t>
+                              <w:t>Sub Gerencia de Licencias Comerciales y Autorizaciones</w:t>
                             </w:r>
-                            <w:r>
-                              <w:rPr>
-                                <w:b/>
-                                <w:color w:val="000000" w:themeColor="text1"/>
-                                <w:sz w:val="11"/>
-                                <w:szCs w:val="11"/>
-                              </w:rPr>
-                              <w:t xml:space="preserve"> y </w:t>
-                            </w:r>
-                            <w:r>
-                              <w:rPr>
-                                <w:b/>
-                                <w:color w:val="000000" w:themeColor="text1"/>
-                                <w:sz w:val="11"/>
-                                <w:szCs w:val="11"/>
-                              </w:rPr>
-                              <w:t>Desarrollo Económico</w:t>
-                            </w:r>
-                          </w:p>
-                          <w:p>
-                            <w:pPr>
-                              <w:spacing w:after="0"/>
-                              <w:rPr>
-                                <w:b/>
-                                <w:color w:val="000000" w:themeColor="text1"/>
-                                <w:sz w:val="11"/>
-                                <w:szCs w:val="11"/>
-                              </w:rPr>
-                            </w:pPr>
                           </w:p>
                           <w:p>
                             <w:pPr>
@@ -3212,37 +3183,8 @@
                           <w:sz w:val="11"/>
                           <w:szCs w:val="11"/>
                         </w:rPr>
-                        <w:t>Gerencia de Licencias</w:t>
+                        <w:t>Sub Gerencia de Licencias Comerciales y Autorizaciones</w:t>
                       </w:r>
-                      <w:r>
-                        <w:rPr>
-                          <w:b/>
-                          <w:color w:val="000000" w:themeColor="text1"/>
-                          <w:sz w:val="11"/>
-                          <w:szCs w:val="11"/>
-                        </w:rPr>
-                        <w:t xml:space="preserve"> y </w:t>
-                      </w:r>
-                      <w:r>
-                        <w:rPr>
-                          <w:b/>
-                          <w:color w:val="000000" w:themeColor="text1"/>
-                          <w:sz w:val="11"/>
-                          <w:szCs w:val="11"/>
-                        </w:rPr>
-                        <w:t>Desarrollo Económico</w:t>
-                      </w:r>
-                    </w:p>
-                    <w:p>
-                      <w:pPr>
-                        <w:spacing w:after="0"/>
-                        <w:rPr>
-                          <w:b/>
-                          <w:color w:val="000000" w:themeColor="text1"/>
-                          <w:sz w:val="11"/>
-                          <w:szCs w:val="11"/>
-                        </w:rPr>
-                      </w:pPr>
                     </w:p>
                     <w:p>
                       <w:pPr>
@@ -3778,7 +3720,7 @@
         <w:sz w:val="20"/>
         <w:szCs w:val="20"/>
       </w:rPr>
-      <w:t xml:space="preserve">“Año </w:t>
+      <w:t>“</w:t>
     </w:r>
     <w:r>
       <w:rPr>
@@ -3788,7 +3730,7 @@
         <w:sz w:val="20"/>
         <w:szCs w:val="20"/>
       </w:rPr>
-      <w:t>de la recuperación y consolidación de la economía peruana</w:t>
+      <w:t>Año de la esperanza y el fortalecimiento de la democracia</w:t>
     </w:r>
     <w:r>
       <w:rPr>

--- a/plantilla_compa/compatibilidad_temporal.docx
+++ b/plantilla_compa/compatibilidad_temporal.docx
@@ -1015,6 +1015,77 @@
               <w:jc w:val="center"/>
               <w:rPr>
                 <w:rFonts w:ascii="Calibri" w:hAnsi="Calibri" w:cs="Calibri"/>
+                <w:sz w:val="18"/>
+                <w:szCs w:val="18"/>
+                <w:lang w:val="es-ES"/>
+              </w:rPr>
+            </w:pPr>
+            <w:r>
+              <w:rPr>
+                <w:rFonts w:ascii="Calibri" w:hAnsi="Calibri" w:cs="Calibri"/>
+                <w:sz w:val="18"/>
+                <w:szCs w:val="18"/>
+                <w:lang w:val="es-ES"/>
+              </w:rPr>
+              <w:t>{% for ag in actividades_generales %}</w:t>
+            </w:r>
+          </w:p>
+        </w:tc>
+        <w:tc>
+          <w:tcPr>
+            <w:tcW w:w="1956" w:type="dxa"/>
+            <w:vAlign w:val="center"/>
+          </w:tcPr>
+          <w:p>
+            <w:pPr>
+              <w:jc w:val="center"/>
+              <w:rPr>
+                <w:rFonts w:ascii="Calibri" w:hAnsi="Calibri" w:cs="Calibri"/>
+                <w:b/>
+                <w:bCs/>
+                <w:sz w:val="18"/>
+                <w:szCs w:val="18"/>
+                <w:lang w:val="es-ES"/>
+              </w:rPr>
+            </w:pPr>
+          </w:p>
+        </w:tc>
+        <w:tc>
+          <w:tcPr>
+            <w:tcW w:w="2496" w:type="dxa"/>
+            <w:gridSpan w:val="2"/>
+            <w:vAlign w:val="center"/>
+          </w:tcPr>
+          <w:p>
+            <w:pPr>
+              <w:jc w:val="center"/>
+              <w:rPr>
+                <w:rFonts w:ascii="Calibri" w:hAnsi="Calibri" w:cs="Calibri"/>
+                <w:b/>
+                <w:bCs/>
+                <w:sz w:val="18"/>
+                <w:szCs w:val="18"/>
+                <w:lang w:val="es-ES"/>
+              </w:rPr>
+            </w:pPr>
+          </w:p>
+        </w:tc>
+      </w:tr>
+      <w:tr>
+        <w:trPr>
+          <w:trHeight w:val="414"/>
+        </w:trPr>
+        <w:tc>
+          <w:tcPr>
+            <w:tcW w:w="5069" w:type="dxa"/>
+            <w:gridSpan w:val="2"/>
+            <w:vAlign w:val="center"/>
+          </w:tcPr>
+          <w:p>
+            <w:pPr>
+              <w:jc w:val="center"/>
+              <w:rPr>
+                <w:rFonts w:ascii="Calibri" w:hAnsi="Calibri" w:cs="Calibri"/>
                 <w:b/>
                 <w:bCs/>
                 <w:sz w:val="18"/>
@@ -1040,7 +1111,40 @@
                 <w:szCs w:val="18"/>
                 <w:lang w:val="es-ES"/>
               </w:rPr>
-              <w:t>{{actividad}}</w:t>
+              <w:t>{{</w:t>
+            </w:r>
+            <w:r>
+              <w:rPr>
+                <w:rFonts w:ascii="Calibri" w:hAnsi="Calibri" w:cs="Calibri"/>
+                <w:b/>
+                <w:bCs/>
+                <w:sz w:val="18"/>
+                <w:szCs w:val="18"/>
+                <w:lang w:val="es-ES"/>
+              </w:rPr>
+              <w:t>ag.</w:t>
+            </w:r>
+            <w:r>
+              <w:rPr>
+                <w:rFonts w:ascii="Calibri" w:hAnsi="Calibri" w:cs="Calibri"/>
+                <w:b/>
+                <w:bCs/>
+                <w:sz w:val="18"/>
+                <w:szCs w:val="18"/>
+                <w:lang w:val="es-ES"/>
+              </w:rPr>
+              <w:t>actividad}}</w:t>
+            </w:r>
+            <w:r>
+              <w:rPr>
+                <w:rFonts w:ascii="Calibri" w:hAnsi="Calibri" w:cs="Calibri"/>
+                <w:b/>
+                <w:bCs/>
+                <w:sz w:val="18"/>
+                <w:szCs w:val="18"/>
+                <w:lang w:val="es-ES"/>
+              </w:rPr>
+              <w:t xml:space="preserve"> </w:t>
             </w:r>
             <w:r>
               <w:rPr>
@@ -1062,7 +1166,29 @@
                 <w:szCs w:val="18"/>
                 <w:lang w:val="es-ES"/>
               </w:rPr>
-              <w:t>{{codigo}}</w:t>
+              <w:t>{{</w:t>
+            </w:r>
+            <w:r>
+              <w:rPr>
+                <w:rFonts w:ascii="Calibri" w:hAnsi="Calibri" w:cs="Calibri"/>
+                <w:b/>
+                <w:bCs/>
+                <w:sz w:val="18"/>
+                <w:szCs w:val="18"/>
+                <w:lang w:val="es-ES"/>
+              </w:rPr>
+              <w:t>ag.</w:t>
+            </w:r>
+            <w:r>
+              <w:rPr>
+                <w:rFonts w:ascii="Calibri" w:hAnsi="Calibri" w:cs="Calibri"/>
+                <w:b/>
+                <w:bCs/>
+                <w:sz w:val="18"/>
+                <w:szCs w:val="18"/>
+                <w:lang w:val="es-ES"/>
+              </w:rPr>
+              <w:t>codigo}}</w:t>
             </w:r>
             <w:r>
               <w:rPr>
@@ -1339,7 +1465,7 @@
                 <w:szCs w:val="18"/>
                 <w:lang w:val="es-ES"/>
               </w:rPr>
-              <w:t>{%tr for fila in actividades_tabla %}</w:t>
+              <w:t>{% for fila in ag.giros %}</w:t>
             </w:r>
           </w:p>
         </w:tc>
@@ -1494,7 +1620,29 @@
                 <w:szCs w:val="24"/>
                 <w:lang w:val="es-ES"/>
               </w:rPr>
-              <w:t>{{zona}}</w:t>
+              <w:t>{{</w:t>
+            </w:r>
+            <w:r>
+              <w:rPr>
+                <w:rFonts w:ascii="Calibri" w:hAnsi="Calibri" w:cs="Calibri"/>
+                <w:b/>
+                <w:bCs/>
+                <w:sz w:val="24"/>
+                <w:szCs w:val="24"/>
+                <w:lang w:val="es-ES"/>
+              </w:rPr>
+              <w:t>ag.</w:t>
+            </w:r>
+            <w:r>
+              <w:rPr>
+                <w:rFonts w:ascii="Calibri" w:hAnsi="Calibri" w:cs="Calibri"/>
+                <w:b/>
+                <w:bCs/>
+                <w:sz w:val="24"/>
+                <w:szCs w:val="24"/>
+                <w:lang w:val="es-ES"/>
+              </w:rPr>
+              <w:t>zona}}</w:t>
             </w:r>
           </w:p>
           <w:p>
@@ -1518,7 +1666,29 @@
                 <w:szCs w:val="18"/>
                 <w:lang w:val="es-ES"/>
               </w:rPr>
-              <w:t>{{ zona_desc }}</w:t>
+              <w:t xml:space="preserve">{{ </w:t>
+            </w:r>
+            <w:r>
+              <w:rPr>
+                <w:rFonts w:ascii="Calibri" w:hAnsi="Calibri" w:cs="Calibri"/>
+                <w:b/>
+                <w:bCs/>
+                <w:sz w:val="18"/>
+                <w:szCs w:val="18"/>
+                <w:lang w:val="es-ES"/>
+              </w:rPr>
+              <w:t>ag.</w:t>
+            </w:r>
+            <w:r>
+              <w:rPr>
+                <w:rFonts w:ascii="Calibri" w:hAnsi="Calibri" w:cs="Calibri"/>
+                <w:b/>
+                <w:bCs/>
+                <w:sz w:val="18"/>
+                <w:szCs w:val="18"/>
+                <w:lang w:val="es-ES"/>
+              </w:rPr>
+              <w:t>zona_desc }}</w:t>
             </w:r>
           </w:p>
         </w:tc>
@@ -1609,7 +1779,7 @@
                 <w:szCs w:val="18"/>
                 <w:lang w:val="es-ES"/>
               </w:rPr>
-              <w:t>{%tr endfor %}</w:t>
+              <w:t>{% endfor %}</w:t>
             </w:r>
           </w:p>
         </w:tc>
@@ -1688,6 +1858,111 @@
           </w:p>
         </w:tc>
       </w:tr>
+      <w:tr>
+        <w:trPr>
+          <w:trHeight w:val="421"/>
+        </w:trPr>
+        <w:tc>
+          <w:tcPr>
+            <w:tcW w:w="2534" w:type="dxa"/>
+            <w:vAlign w:val="center"/>
+          </w:tcPr>
+          <w:p>
+            <w:pPr>
+              <w:jc w:val="center"/>
+              <w:rPr>
+                <w:rFonts w:ascii="Calibri" w:hAnsi="Calibri" w:cs="Calibri"/>
+                <w:sz w:val="18"/>
+                <w:szCs w:val="18"/>
+                <w:lang w:val="es-ES"/>
+              </w:rPr>
+            </w:pPr>
+            <w:r>
+              <w:rPr>
+                <w:rFonts w:ascii="Calibri" w:hAnsi="Calibri" w:cs="Calibri"/>
+                <w:sz w:val="18"/>
+                <w:szCs w:val="18"/>
+                <w:lang w:val="es-ES"/>
+              </w:rPr>
+              <w:t>{% endfor %}</w:t>
+            </w:r>
+          </w:p>
+        </w:tc>
+        <w:tc>
+          <w:tcPr>
+            <w:tcW w:w="2535" w:type="dxa"/>
+            <w:vAlign w:val="center"/>
+          </w:tcPr>
+          <w:p>
+            <w:pPr>
+              <w:jc w:val="center"/>
+              <w:rPr>
+                <w:rFonts w:ascii="Calibri" w:hAnsi="Calibri" w:cs="Calibri"/>
+                <w:sz w:val="18"/>
+                <w:szCs w:val="18"/>
+                <w:lang w:val="es-ES"/>
+              </w:rPr>
+            </w:pPr>
+          </w:p>
+        </w:tc>
+        <w:tc>
+          <w:tcPr>
+            <w:tcW w:w="1956" w:type="dxa"/>
+            <w:vAlign w:val="center"/>
+          </w:tcPr>
+          <w:p>
+            <w:pPr>
+              <w:jc w:val="center"/>
+              <w:rPr>
+                <w:rFonts w:ascii="Calibri" w:hAnsi="Calibri" w:cs="Calibri"/>
+                <w:b/>
+                <w:bCs/>
+                <w:sz w:val="24"/>
+                <w:szCs w:val="24"/>
+                <w:lang w:val="es-ES"/>
+              </w:rPr>
+            </w:pPr>
+          </w:p>
+        </w:tc>
+        <w:tc>
+          <w:tcPr>
+            <w:tcW w:w="1216" w:type="dxa"/>
+            <w:vAlign w:val="center"/>
+          </w:tcPr>
+          <w:p>
+            <w:pPr>
+              <w:jc w:val="center"/>
+              <w:rPr>
+                <w:rFonts w:ascii="Calibri" w:hAnsi="Calibri" w:cs="Calibri"/>
+                <w:b/>
+                <w:bCs/>
+                <w:sz w:val="18"/>
+                <w:szCs w:val="18"/>
+                <w:lang w:val="es-ES"/>
+              </w:rPr>
+            </w:pPr>
+          </w:p>
+        </w:tc>
+        <w:tc>
+          <w:tcPr>
+            <w:tcW w:w="1280" w:type="dxa"/>
+            <w:vAlign w:val="center"/>
+          </w:tcPr>
+          <w:p>
+            <w:pPr>
+              <w:jc w:val="center"/>
+              <w:rPr>
+                <w:rFonts w:ascii="Calibri" w:hAnsi="Calibri" w:cs="Calibri"/>
+                <w:b/>
+                <w:bCs/>
+                <w:sz w:val="18"/>
+                <w:szCs w:val="18"/>
+                <w:lang w:val="es-ES"/>
+              </w:rPr>
+            </w:pPr>
+          </w:p>
+        </w:tc>
+      </w:tr>
     </w:tbl>
     <w:p>
       <w:pPr>
@@ -1818,7 +2093,16 @@
           <w:szCs w:val="20"/>
           <w:lang w:val="es-ES"/>
         </w:rPr>
-        <w:t xml:space="preserve"> y la numeración de índices de usos correspondientes a la Ordenanza 933-MML, </w:t>
+        <w:t xml:space="preserve"> y la numeración de índices </w:t>
+      </w:r>
+      <w:r>
+        <w:rPr>
+          <w:sz w:val="20"/>
+          <w:szCs w:val="20"/>
+          <w:lang w:val="es-ES"/>
+        </w:rPr>
+        <w:lastRenderedPageBreak/>
+        <w:t xml:space="preserve">de usos correspondientes a la Ordenanza 933-MML, </w:t>
       </w:r>
       <w:r>
         <w:rPr>
@@ -2712,28 +2996,6 @@
           <w:lang w:val="es-ES"/>
         </w:rPr>
         <w:t>{{ds}}</w:t>
-      </w:r>
-      <w:r>
-        <w:rPr>
-          <w:rFonts w:ascii="Calibri" w:hAnsi="Calibri" w:cs="Calibri"/>
-          <w:b/>
-          <w:bCs/>
-          <w:sz w:val="24"/>
-          <w:szCs w:val="24"/>
-          <w:lang w:val="es-ES"/>
-        </w:rPr>
-        <w:t>-202</w:t>
-      </w:r>
-      <w:r>
-        <w:rPr>
-          <w:rFonts w:ascii="Calibri" w:hAnsi="Calibri" w:cs="Calibri"/>
-          <w:b/>
-          <w:bCs/>
-          <w:sz w:val="24"/>
-          <w:szCs w:val="24"/>
-          <w:lang w:val="es-ES"/>
-        </w:rPr>
-        <w:t>5</w:t>
       </w:r>
       <w:r>
         <w:rPr>

--- a/plantilla_compa/compatibilidad_temporal.docx
+++ b/plantilla_compa/compatibilidad_temporal.docx
@@ -978,13 +978,27 @@
         <w:spacing w:after="0"/>
         <w:jc w:val="both"/>
         <w:rPr>
+          <w:b/>
+          <w:bCs/>
           <w:i/>
           <w:iCs/>
-          <w:sz w:val="24"/>
-          <w:szCs w:val="24"/>
-          <w:lang w:val="es-ES"/>
-        </w:rPr>
-      </w:pPr>
+          <w:color w:val="000000" w:themeColor="text1"/>
+          <w:sz w:val="24"/>
+          <w:szCs w:val="24"/>
+          <w:lang w:val="es-ES"/>
+        </w:rPr>
+      </w:pPr>
+      <w:r>
+        <w:rPr>
+          <w:rFonts w:ascii="Consolas" w:hAnsi="Consolas"/>
+          <w:b/>
+          <w:bCs/>
+          <w:color w:val="000000" w:themeColor="text1"/>
+          <w:sz w:val="18"/>
+          <w:szCs w:val="18"/>
+        </w:rPr>
+        <w:t>{% for ag in actividades_generales %}</w:t>
+      </w:r>
     </w:p>
     <w:tbl>
       <w:tblPr>
@@ -1015,77 +1029,6 @@
               <w:jc w:val="center"/>
               <w:rPr>
                 <w:rFonts w:ascii="Calibri" w:hAnsi="Calibri" w:cs="Calibri"/>
-                <w:sz w:val="18"/>
-                <w:szCs w:val="18"/>
-                <w:lang w:val="es-ES"/>
-              </w:rPr>
-            </w:pPr>
-            <w:r>
-              <w:rPr>
-                <w:rFonts w:ascii="Calibri" w:hAnsi="Calibri" w:cs="Calibri"/>
-                <w:sz w:val="18"/>
-                <w:szCs w:val="18"/>
-                <w:lang w:val="es-ES"/>
-              </w:rPr>
-              <w:t>{% for ag in actividades_generales %}</w:t>
-            </w:r>
-          </w:p>
-        </w:tc>
-        <w:tc>
-          <w:tcPr>
-            <w:tcW w:w="1956" w:type="dxa"/>
-            <w:vAlign w:val="center"/>
-          </w:tcPr>
-          <w:p>
-            <w:pPr>
-              <w:jc w:val="center"/>
-              <w:rPr>
-                <w:rFonts w:ascii="Calibri" w:hAnsi="Calibri" w:cs="Calibri"/>
-                <w:b/>
-                <w:bCs/>
-                <w:sz w:val="18"/>
-                <w:szCs w:val="18"/>
-                <w:lang w:val="es-ES"/>
-              </w:rPr>
-            </w:pPr>
-          </w:p>
-        </w:tc>
-        <w:tc>
-          <w:tcPr>
-            <w:tcW w:w="2496" w:type="dxa"/>
-            <w:gridSpan w:val="2"/>
-            <w:vAlign w:val="center"/>
-          </w:tcPr>
-          <w:p>
-            <w:pPr>
-              <w:jc w:val="center"/>
-              <w:rPr>
-                <w:rFonts w:ascii="Calibri" w:hAnsi="Calibri" w:cs="Calibri"/>
-                <w:b/>
-                <w:bCs/>
-                <w:sz w:val="18"/>
-                <w:szCs w:val="18"/>
-                <w:lang w:val="es-ES"/>
-              </w:rPr>
-            </w:pPr>
-          </w:p>
-        </w:tc>
-      </w:tr>
-      <w:tr>
-        <w:trPr>
-          <w:trHeight w:val="414"/>
-        </w:trPr>
-        <w:tc>
-          <w:tcPr>
-            <w:tcW w:w="5069" w:type="dxa"/>
-            <w:gridSpan w:val="2"/>
-            <w:vAlign w:val="center"/>
-          </w:tcPr>
-          <w:p>
-            <w:pPr>
-              <w:jc w:val="center"/>
-              <w:rPr>
-                <w:rFonts w:ascii="Calibri" w:hAnsi="Calibri" w:cs="Calibri"/>
                 <w:b/>
                 <w:bCs/>
                 <w:sz w:val="18"/>
@@ -1460,10 +1403,10 @@
             </w:pPr>
             <w:r>
               <w:rPr>
-                <w:rFonts w:ascii="Calibri" w:hAnsi="Calibri" w:cs="Calibri"/>
+                <w:rFonts w:ascii="Consolas" w:hAnsi="Consolas"/>
+                <w:color w:val="000000" w:themeColor="text1"/>
                 <w:sz w:val="18"/>
                 <w:szCs w:val="18"/>
-                <w:lang w:val="es-ES"/>
               </w:rPr>
               <w:t>{% for fila in ag.giros %}</w:t>
             </w:r>
@@ -1858,112 +1801,32 @@
           </w:p>
         </w:tc>
       </w:tr>
-      <w:tr>
-        <w:trPr>
-          <w:trHeight w:val="421"/>
-        </w:trPr>
-        <w:tc>
-          <w:tcPr>
-            <w:tcW w:w="2534" w:type="dxa"/>
-            <w:vAlign w:val="center"/>
-          </w:tcPr>
-          <w:p>
-            <w:pPr>
-              <w:jc w:val="center"/>
-              <w:rPr>
-                <w:rFonts w:ascii="Calibri" w:hAnsi="Calibri" w:cs="Calibri"/>
-                <w:sz w:val="18"/>
-                <w:szCs w:val="18"/>
-                <w:lang w:val="es-ES"/>
-              </w:rPr>
-            </w:pPr>
-            <w:r>
-              <w:rPr>
-                <w:rFonts w:ascii="Calibri" w:hAnsi="Calibri" w:cs="Calibri"/>
-                <w:sz w:val="18"/>
-                <w:szCs w:val="18"/>
-                <w:lang w:val="es-ES"/>
-              </w:rPr>
-              <w:t>{% endfor %}</w:t>
-            </w:r>
-          </w:p>
-        </w:tc>
-        <w:tc>
-          <w:tcPr>
-            <w:tcW w:w="2535" w:type="dxa"/>
-            <w:vAlign w:val="center"/>
-          </w:tcPr>
-          <w:p>
-            <w:pPr>
-              <w:jc w:val="center"/>
-              <w:rPr>
-                <w:rFonts w:ascii="Calibri" w:hAnsi="Calibri" w:cs="Calibri"/>
-                <w:sz w:val="18"/>
-                <w:szCs w:val="18"/>
-                <w:lang w:val="es-ES"/>
-              </w:rPr>
-            </w:pPr>
-          </w:p>
-        </w:tc>
-        <w:tc>
-          <w:tcPr>
-            <w:tcW w:w="1956" w:type="dxa"/>
-            <w:vAlign w:val="center"/>
-          </w:tcPr>
-          <w:p>
-            <w:pPr>
-              <w:jc w:val="center"/>
-              <w:rPr>
-                <w:rFonts w:ascii="Calibri" w:hAnsi="Calibri" w:cs="Calibri"/>
-                <w:b/>
-                <w:bCs/>
-                <w:sz w:val="24"/>
-                <w:szCs w:val="24"/>
-                <w:lang w:val="es-ES"/>
-              </w:rPr>
-            </w:pPr>
-          </w:p>
-        </w:tc>
-        <w:tc>
-          <w:tcPr>
-            <w:tcW w:w="1216" w:type="dxa"/>
-            <w:vAlign w:val="center"/>
-          </w:tcPr>
-          <w:p>
-            <w:pPr>
-              <w:jc w:val="center"/>
-              <w:rPr>
-                <w:rFonts w:ascii="Calibri" w:hAnsi="Calibri" w:cs="Calibri"/>
-                <w:b/>
-                <w:bCs/>
-                <w:sz w:val="18"/>
-                <w:szCs w:val="18"/>
-                <w:lang w:val="es-ES"/>
-              </w:rPr>
-            </w:pPr>
-          </w:p>
-        </w:tc>
-        <w:tc>
-          <w:tcPr>
-            <w:tcW w:w="1280" w:type="dxa"/>
-            <w:vAlign w:val="center"/>
-          </w:tcPr>
-          <w:p>
-            <w:pPr>
-              <w:jc w:val="center"/>
-              <w:rPr>
-                <w:rFonts w:ascii="Calibri" w:hAnsi="Calibri" w:cs="Calibri"/>
-                <w:b/>
-                <w:bCs/>
-                <w:sz w:val="18"/>
-                <w:szCs w:val="18"/>
-                <w:lang w:val="es-ES"/>
-              </w:rPr>
-            </w:pPr>
-          </w:p>
-        </w:tc>
-      </w:tr>
     </w:tbl>
+    <w:p>
+      <w:pPr>
+        <w:spacing w:after="0"/>
+        <w:jc w:val="both"/>
+        <w:rPr>
+          <w:rFonts w:ascii="Calibri" w:hAnsi="Calibri" w:cs="Calibri"/>
+          <w:b/>
+          <w:bCs/>
+          <w:sz w:val="18"/>
+          <w:szCs w:val="18"/>
+          <w:lang w:val="es-ES"/>
+        </w:rPr>
+      </w:pPr>
+      <w:r>
+        <w:rPr>
+          <w:rFonts w:ascii="Calibri" w:hAnsi="Calibri" w:cs="Calibri"/>
+          <w:b/>
+          <w:bCs/>
+          <w:sz w:val="18"/>
+          <w:szCs w:val="18"/>
+          <w:lang w:val="es-ES"/>
+        </w:rPr>
+        <w:t>{% endfor %}</w:t>
+      </w:r>
+    </w:p>
     <w:p>
       <w:pPr>
         <w:spacing w:after="0"/>
@@ -2093,16 +1956,7 @@
           <w:szCs w:val="20"/>
           <w:lang w:val="es-ES"/>
         </w:rPr>
-        <w:t xml:space="preserve"> y la numeración de índices </w:t>
-      </w:r>
-      <w:r>
-        <w:rPr>
-          <w:sz w:val="20"/>
-          <w:szCs w:val="20"/>
-          <w:lang w:val="es-ES"/>
-        </w:rPr>
-        <w:lastRenderedPageBreak/>
-        <w:t xml:space="preserve">de usos correspondientes a la Ordenanza 933-MML, </w:t>
+        <w:t xml:space="preserve"> y la numeración de índices de usos correspondientes a la Ordenanza 933-MML, </w:t>
       </w:r>
       <w:r>
         <w:rPr>
@@ -2166,7 +2020,16 @@
           <w:szCs w:val="20"/>
           <w:lang w:val="es-ES"/>
         </w:rPr>
-        <w:t xml:space="preserve">para su desarrollo comercial en el predio de referencia correspondiente a </w:t>
+        <w:t xml:space="preserve">para su desarrollo comercial en el predio de referencia </w:t>
+      </w:r>
+      <w:r>
+        <w:rPr>
+          <w:sz w:val="20"/>
+          <w:szCs w:val="20"/>
+          <w:lang w:val="es-ES"/>
+        </w:rPr>
+        <w:lastRenderedPageBreak/>
+        <w:t xml:space="preserve">correspondiente a </w:t>
       </w:r>
       <w:r>
         <w:rPr>
@@ -2586,7 +2449,7 @@
                     </wp:anchor>
                   </w:drawing>
                 </mc:Choice>
-                <mc:Fallback xmlns:oel="http://schemas.microsoft.com/office/2019/extlst" xmlns:w16du="http://schemas.microsoft.com/office/word/2023/wordml/word16du">
+                <mc:Fallback xmlns:w16du="http://schemas.microsoft.com/office/word/2023/wordml/word16du" xmlns:oel="http://schemas.microsoft.com/office/2019/extlst">
                   <w:pict>
                     <v:oval w14:anchorId="05942B35" id="Elipse 2" o:spid="_x0000_s1026" style="position:absolute;margin-left:21.85pt;margin-top:7.5pt;width:76.05pt;height:72.6pt;z-index:251678720;visibility:visible;mso-wrap-style:square;mso-width-percent:0;mso-height-percent:0;mso-wrap-distance-left:9pt;mso-wrap-distance-top:0;mso-wrap-distance-right:9pt;mso-wrap-distance-bottom:0;mso-position-horizontal:absolute;mso-position-horizontal-relative:text;mso-position-vertical:absolute;mso-position-vertical-relative:text;mso-width-percent:0;mso-height-percent:0;mso-width-relative:margin;mso-height-relative:margin;v-text-anchor:middle" o:gfxdata="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" filled="f" strokecolor="black [3213]" strokeweight="2.25pt">
                       <v:stroke joinstyle="miter"/>

--- a/plantilla_compa/compatibilidad_temporal.docx
+++ b/plantilla_compa/compatibilidad_temporal.docx
@@ -1008,11 +1008,11 @@
         <w:tblLook w:val="04A0" w:firstRow="1" w:lastRow="0" w:firstColumn="1" w:lastColumn="0" w:noHBand="0" w:noVBand="1"/>
       </w:tblPr>
       <w:tblGrid>
-        <w:gridCol w:w="2534"/>
-        <w:gridCol w:w="2535"/>
-        <w:gridCol w:w="1956"/>
-        <w:gridCol w:w="1216"/>
-        <w:gridCol w:w="1280"/>
+        <w:gridCol w:w="2509"/>
+        <w:gridCol w:w="2503"/>
+        <w:gridCol w:w="1944"/>
+        <w:gridCol w:w="1213"/>
+        <w:gridCol w:w="1352"/>
       </w:tblGrid>
       <w:tr>
         <w:trPr>
@@ -1020,7 +1020,7 @@
         </w:trPr>
         <w:tc>
           <w:tcPr>
-            <w:tcW w:w="5069" w:type="dxa"/>
+            <w:tcW w:w="5012" w:type="dxa"/>
             <w:gridSpan w:val="2"/>
             <w:vAlign w:val="center"/>
           </w:tcPr>
@@ -1148,7 +1148,7 @@
         </w:tc>
         <w:tc>
           <w:tcPr>
-            <w:tcW w:w="1956" w:type="dxa"/>
+            <w:tcW w:w="1944" w:type="dxa"/>
             <w:vMerge w:val="restart"/>
             <w:vAlign w:val="center"/>
           </w:tcPr>
@@ -1201,7 +1201,7 @@
         </w:tc>
         <w:tc>
           <w:tcPr>
-            <w:tcW w:w="2496" w:type="dxa"/>
+            <w:tcW w:w="2565" w:type="dxa"/>
             <w:gridSpan w:val="2"/>
             <w:vAlign w:val="center"/>
           </w:tcPr>
@@ -1237,7 +1237,7 @@
         </w:trPr>
         <w:tc>
           <w:tcPr>
-            <w:tcW w:w="2534" w:type="dxa"/>
+            <w:tcW w:w="2509" w:type="dxa"/>
             <w:vAlign w:val="center"/>
           </w:tcPr>
           <w:p>
@@ -1281,7 +1281,7 @@
         </w:tc>
         <w:tc>
           <w:tcPr>
-            <w:tcW w:w="2535" w:type="dxa"/>
+            <w:tcW w:w="2503" w:type="dxa"/>
             <w:vAlign w:val="center"/>
           </w:tcPr>
           <w:p>
@@ -1307,7 +1307,7 @@
         </w:tc>
         <w:tc>
           <w:tcPr>
-            <w:tcW w:w="1956" w:type="dxa"/>
+            <w:tcW w:w="1944" w:type="dxa"/>
             <w:vMerge/>
             <w:vAlign w:val="center"/>
           </w:tcPr>
@@ -1327,7 +1327,7 @@
         </w:tc>
         <w:tc>
           <w:tcPr>
-            <w:tcW w:w="1216" w:type="dxa"/>
+            <w:tcW w:w="1213" w:type="dxa"/>
             <w:vAlign w:val="center"/>
           </w:tcPr>
           <w:p>
@@ -1355,7 +1355,7 @@
         </w:tc>
         <w:tc>
           <w:tcPr>
-            <w:tcW w:w="1280" w:type="dxa"/>
+            <w:tcW w:w="1352" w:type="dxa"/>
             <w:vAlign w:val="center"/>
           </w:tcPr>
           <w:p>
@@ -1388,7 +1388,7 @@
         </w:trPr>
         <w:tc>
           <w:tcPr>
-            <w:tcW w:w="2534" w:type="dxa"/>
+            <w:tcW w:w="2509" w:type="dxa"/>
             <w:vAlign w:val="center"/>
           </w:tcPr>
           <w:p>
@@ -1410,102 +1410,15 @@
               </w:rPr>
               <w:t>{% for fila in ag.giros %}</w:t>
             </w:r>
-          </w:p>
-        </w:tc>
-        <w:tc>
-          <w:tcPr>
-            <w:tcW w:w="2535" w:type="dxa"/>
-            <w:vAlign w:val="center"/>
-          </w:tcPr>
-          <w:p>
-            <w:pPr>
-              <w:jc w:val="center"/>
-              <w:rPr>
-                <w:rFonts w:ascii="Calibri" w:hAnsi="Calibri" w:cs="Calibri"/>
+            <w:r>
+              <w:rPr>
+                <w:rFonts w:ascii="Consolas" w:hAnsi="Consolas"/>
+                <w:color w:val="000000" w:themeColor="text1"/>
                 <w:sz w:val="18"/>
                 <w:szCs w:val="18"/>
-                <w:lang w:val="es-ES"/>
-              </w:rPr>
-            </w:pPr>
-          </w:p>
-        </w:tc>
-        <w:tc>
-          <w:tcPr>
-            <w:tcW w:w="1956" w:type="dxa"/>
-            <w:vAlign w:val="center"/>
-          </w:tcPr>
-          <w:p>
-            <w:pPr>
-              <w:jc w:val="center"/>
-              <w:rPr>
-                <w:rFonts w:ascii="Calibri" w:hAnsi="Calibri" w:cs="Calibri"/>
-                <w:b/>
-                <w:bCs/>
-                <w:sz w:val="24"/>
-                <w:szCs w:val="24"/>
-                <w:lang w:val="es-ES"/>
-              </w:rPr>
-            </w:pPr>
-          </w:p>
-        </w:tc>
-        <w:tc>
-          <w:tcPr>
-            <w:tcW w:w="1216" w:type="dxa"/>
-            <w:vAlign w:val="center"/>
-          </w:tcPr>
-          <w:p>
-            <w:pPr>
-              <w:jc w:val="center"/>
-              <w:rPr>
-                <w:rFonts w:ascii="Calibri" w:hAnsi="Calibri" w:cs="Calibri"/>
-                <w:b/>
-                <w:bCs/>
-                <w:sz w:val="18"/>
-                <w:szCs w:val="18"/>
-                <w:lang w:val="es-ES"/>
-              </w:rPr>
-            </w:pPr>
-          </w:p>
-        </w:tc>
-        <w:tc>
-          <w:tcPr>
-            <w:tcW w:w="1280" w:type="dxa"/>
-            <w:vAlign w:val="center"/>
-          </w:tcPr>
-          <w:p>
-            <w:pPr>
-              <w:jc w:val="center"/>
-              <w:rPr>
-                <w:rFonts w:ascii="Calibri" w:hAnsi="Calibri" w:cs="Calibri"/>
-                <w:b/>
-                <w:bCs/>
-                <w:sz w:val="18"/>
-                <w:szCs w:val="18"/>
-                <w:lang w:val="es-ES"/>
-              </w:rPr>
-            </w:pPr>
-          </w:p>
-        </w:tc>
-      </w:tr>
-      <w:tr>
-        <w:trPr>
-          <w:trHeight w:val="421"/>
-        </w:trPr>
-        <w:tc>
-          <w:tcPr>
-            <w:tcW w:w="2534" w:type="dxa"/>
-            <w:vAlign w:val="center"/>
-          </w:tcPr>
-          <w:p>
-            <w:pPr>
-              <w:jc w:val="center"/>
-              <w:rPr>
-                <w:rFonts w:ascii="Calibri" w:hAnsi="Calibri" w:cs="Calibri"/>
-                <w:sz w:val="18"/>
-                <w:szCs w:val="18"/>
-                <w:lang w:val="es-ES"/>
-              </w:rPr>
-            </w:pPr>
+              </w:rPr>
+              <w:t xml:space="preserve"> </w:t>
+            </w:r>
             <w:r>
               <w:t>{{ fila.codigo }}</w:t>
             </w:r>
@@ -1513,7 +1426,7 @@
         </w:tc>
         <w:tc>
           <w:tcPr>
-            <w:tcW w:w="2535" w:type="dxa"/>
+            <w:tcW w:w="2503" w:type="dxa"/>
             <w:vAlign w:val="center"/>
           </w:tcPr>
           <w:p>
@@ -1539,7 +1452,7 @@
         </w:tc>
         <w:tc>
           <w:tcPr>
-            <w:tcW w:w="1956" w:type="dxa"/>
+            <w:tcW w:w="1944" w:type="dxa"/>
             <w:vAlign w:val="center"/>
           </w:tcPr>
           <w:p>
@@ -1637,7 +1550,7 @@
         </w:tc>
         <w:tc>
           <w:tcPr>
-            <w:tcW w:w="1216" w:type="dxa"/>
+            <w:tcW w:w="1213" w:type="dxa"/>
             <w:vAlign w:val="center"/>
           </w:tcPr>
           <w:p>
@@ -1667,7 +1580,7 @@
         </w:tc>
         <w:tc>
           <w:tcPr>
-            <w:tcW w:w="1280" w:type="dxa"/>
+            <w:tcW w:w="1352" w:type="dxa"/>
             <w:vAlign w:val="center"/>
           </w:tcPr>
           <w:p>
@@ -1691,113 +1604,8 @@
                 <w:szCs w:val="18"/>
                 <w:lang w:val="es-ES"/>
               </w:rPr>
-              <w:t>{{ fila.conf_no }}</w:t>
+              <w:t>{{fila.conf_no}} {% endfor %}</w:t>
             </w:r>
-          </w:p>
-        </w:tc>
-      </w:tr>
-      <w:tr>
-        <w:trPr>
-          <w:trHeight w:val="421"/>
-        </w:trPr>
-        <w:tc>
-          <w:tcPr>
-            <w:tcW w:w="2534" w:type="dxa"/>
-            <w:vAlign w:val="center"/>
-          </w:tcPr>
-          <w:p>
-            <w:pPr>
-              <w:jc w:val="center"/>
-              <w:rPr>
-                <w:rFonts w:ascii="Calibri" w:hAnsi="Calibri" w:cs="Calibri"/>
-                <w:sz w:val="18"/>
-                <w:szCs w:val="18"/>
-                <w:lang w:val="es-ES"/>
-              </w:rPr>
-            </w:pPr>
-            <w:r>
-              <w:rPr>
-                <w:rFonts w:ascii="Calibri" w:hAnsi="Calibri" w:cs="Calibri"/>
-                <w:sz w:val="18"/>
-                <w:szCs w:val="18"/>
-                <w:lang w:val="es-ES"/>
-              </w:rPr>
-              <w:t>{% endfor %}</w:t>
-            </w:r>
-          </w:p>
-        </w:tc>
-        <w:tc>
-          <w:tcPr>
-            <w:tcW w:w="2535" w:type="dxa"/>
-            <w:vAlign w:val="center"/>
-          </w:tcPr>
-          <w:p>
-            <w:pPr>
-              <w:jc w:val="center"/>
-              <w:rPr>
-                <w:rFonts w:ascii="Calibri" w:hAnsi="Calibri" w:cs="Calibri"/>
-                <w:sz w:val="18"/>
-                <w:szCs w:val="18"/>
-                <w:lang w:val="es-ES"/>
-              </w:rPr>
-            </w:pPr>
-          </w:p>
-        </w:tc>
-        <w:tc>
-          <w:tcPr>
-            <w:tcW w:w="1956" w:type="dxa"/>
-            <w:vAlign w:val="center"/>
-          </w:tcPr>
-          <w:p>
-            <w:pPr>
-              <w:jc w:val="center"/>
-              <w:rPr>
-                <w:rFonts w:ascii="Calibri" w:hAnsi="Calibri" w:cs="Calibri"/>
-                <w:b/>
-                <w:bCs/>
-                <w:sz w:val="24"/>
-                <w:szCs w:val="24"/>
-                <w:lang w:val="es-ES"/>
-              </w:rPr>
-            </w:pPr>
-          </w:p>
-        </w:tc>
-        <w:tc>
-          <w:tcPr>
-            <w:tcW w:w="1216" w:type="dxa"/>
-            <w:vAlign w:val="center"/>
-          </w:tcPr>
-          <w:p>
-            <w:pPr>
-              <w:jc w:val="center"/>
-              <w:rPr>
-                <w:rFonts w:ascii="Calibri" w:hAnsi="Calibri" w:cs="Calibri"/>
-                <w:b/>
-                <w:bCs/>
-                <w:sz w:val="18"/>
-                <w:szCs w:val="18"/>
-                <w:lang w:val="es-ES"/>
-              </w:rPr>
-            </w:pPr>
-          </w:p>
-        </w:tc>
-        <w:tc>
-          <w:tcPr>
-            <w:tcW w:w="1280" w:type="dxa"/>
-            <w:vAlign w:val="center"/>
-          </w:tcPr>
-          <w:p>
-            <w:pPr>
-              <w:jc w:val="center"/>
-              <w:rPr>
-                <w:rFonts w:ascii="Calibri" w:hAnsi="Calibri" w:cs="Calibri"/>
-                <w:b/>
-                <w:bCs/>
-                <w:sz w:val="18"/>
-                <w:szCs w:val="18"/>
-                <w:lang w:val="es-ES"/>
-              </w:rPr>
-            </w:pPr>
           </w:p>
         </w:tc>
       </w:tr>
@@ -2020,16 +1828,7 @@
           <w:szCs w:val="20"/>
           <w:lang w:val="es-ES"/>
         </w:rPr>
-        <w:t xml:space="preserve">para su desarrollo comercial en el predio de referencia </w:t>
-      </w:r>
-      <w:r>
-        <w:rPr>
-          <w:sz w:val="20"/>
-          <w:szCs w:val="20"/>
-          <w:lang w:val="es-ES"/>
-        </w:rPr>
-        <w:lastRenderedPageBreak/>
-        <w:t xml:space="preserve">correspondiente a </w:t>
+        <w:t xml:space="preserve">para su desarrollo comercial en el predio de referencia correspondiente a </w:t>
       </w:r>
       <w:r>
         <w:rPr>
@@ -2111,6 +1910,7 @@
           <w:u w:val="single"/>
           <w:lang w:val="es-ES"/>
         </w:rPr>
+        <w:lastRenderedPageBreak/>
         <w:t>[</w:t>
       </w:r>
       <w:r>

--- a/plantilla_compa/compatibilidad_temporal.docx
+++ b/plantilla_compa/compatibilidad_temporal.docx
@@ -997,7 +997,7 @@
           <w:sz w:val="18"/>
           <w:szCs w:val="18"/>
         </w:rPr>
-        <w:t>{% for ag in actividades_generales %}</w:t>
+        <w:t>{%p for ag in actividades_generales %}</w:t>
       </w:r>
     </w:p>
     <w:tbl>
@@ -1389,6 +1389,9 @@
         <w:tc>
           <w:tcPr>
             <w:tcW w:w="2509" w:type="dxa"/>
+            <w:tcBorders>
+              <w:bottom w:val="single" w:sz="4" w:space="0" w:color="auto"/>
+            </w:tcBorders>
             <w:vAlign w:val="center"/>
           </w:tcPr>
           <w:p>
@@ -1408,25 +1411,16 @@
                 <w:sz w:val="18"/>
                 <w:szCs w:val="18"/>
               </w:rPr>
-              <w:t>{% for fila in ag.giros %}</w:t>
-            </w:r>
-            <w:r>
-              <w:rPr>
-                <w:rFonts w:ascii="Consolas" w:hAnsi="Consolas"/>
-                <w:color w:val="000000" w:themeColor="text1"/>
-                <w:sz w:val="18"/>
-                <w:szCs w:val="18"/>
-              </w:rPr>
-              <w:t xml:space="preserve"> </w:t>
-            </w:r>
-            <w:r>
-              <w:t>{{ fila.codigo }}</w:t>
+              <w:t>{%tr for fila in ag.giros %} {{fila.codigo}}</w:t>
             </w:r>
           </w:p>
         </w:tc>
         <w:tc>
           <w:tcPr>
             <w:tcW w:w="2503" w:type="dxa"/>
+            <w:tcBorders>
+              <w:bottom w:val="single" w:sz="4" w:space="0" w:color="auto"/>
+            </w:tcBorders>
             <w:vAlign w:val="center"/>
           </w:tcPr>
           <w:p>
@@ -1453,6 +1447,9 @@
         <w:tc>
           <w:tcPr>
             <w:tcW w:w="1944" w:type="dxa"/>
+            <w:tcBorders>
+              <w:bottom w:val="single" w:sz="4" w:space="0" w:color="auto"/>
+            </w:tcBorders>
             <w:vAlign w:val="center"/>
           </w:tcPr>
           <w:p>
@@ -1551,6 +1548,9 @@
         <w:tc>
           <w:tcPr>
             <w:tcW w:w="1213" w:type="dxa"/>
+            <w:tcBorders>
+              <w:bottom w:val="single" w:sz="4" w:space="0" w:color="auto"/>
+            </w:tcBorders>
             <w:vAlign w:val="center"/>
           </w:tcPr>
           <w:p>
@@ -1581,6 +1581,9 @@
         <w:tc>
           <w:tcPr>
             <w:tcW w:w="1352" w:type="dxa"/>
+            <w:tcBorders>
+              <w:bottom w:val="single" w:sz="4" w:space="0" w:color="auto"/>
+            </w:tcBorders>
             <w:vAlign w:val="center"/>
           </w:tcPr>
           <w:p>
@@ -1604,7 +1607,7 @@
                 <w:szCs w:val="18"/>
                 <w:lang w:val="es-ES"/>
               </w:rPr>
-              <w:t>{{fila.conf_no}} {% endfor %}</w:t>
+              <w:t xml:space="preserve">{{fila.conf_no}} </w:t>
             </w:r>
           </w:p>
         </w:tc>
@@ -1623,7 +1626,74 @@
           <w:lang w:val="es-ES"/>
         </w:rPr>
       </w:pPr>
-      <w:r>
+    </w:p>
+    <w:tbl>
+      <w:tblPr>
+        <w:tblStyle w:val="Tablaconcuadrcula"/>
+        <w:tblW w:w="0" w:type="auto"/>
+        <w:tblLook w:val="04A0" w:firstRow="1" w:lastRow="0" w:firstColumn="1" w:lastColumn="0" w:noHBand="0" w:noVBand="1"/>
+      </w:tblPr>
+      <w:tblGrid>
+        <w:gridCol w:w="9487"/>
+      </w:tblGrid>
+      <w:tr>
+        <w:tc>
+          <w:tcPr>
+            <w:tcW w:w="9487" w:type="dxa"/>
+          </w:tcPr>
+          <w:p>
+            <w:pPr>
+              <w:jc w:val="both"/>
+              <w:rPr>
+                <w:rFonts w:ascii="Calibri" w:hAnsi="Calibri" w:cs="Calibri"/>
+                <w:b/>
+                <w:bCs/>
+                <w:sz w:val="18"/>
+                <w:szCs w:val="18"/>
+                <w:lang w:val="es-ES"/>
+              </w:rPr>
+            </w:pPr>
+            <w:r>
+              <w:rPr>
+                <w:rFonts w:ascii="Calibri" w:hAnsi="Calibri" w:cs="Calibri"/>
+                <w:b/>
+                <w:bCs/>
+                <w:sz w:val="18"/>
+                <w:szCs w:val="18"/>
+                <w:lang w:val="es-ES"/>
+              </w:rPr>
+              <w:t>{%</w:t>
+            </w:r>
+            <w:r>
+              <w:rPr>
+                <w:rFonts w:ascii="Calibri" w:hAnsi="Calibri" w:cs="Calibri"/>
+                <w:b/>
+                <w:bCs/>
+                <w:sz w:val="18"/>
+                <w:szCs w:val="18"/>
+                <w:lang w:val="es-ES"/>
+              </w:rPr>
+              <w:t>tr</w:t>
+            </w:r>
+            <w:r>
+              <w:rPr>
+                <w:rFonts w:ascii="Calibri" w:hAnsi="Calibri" w:cs="Calibri"/>
+                <w:b/>
+                <w:bCs/>
+                <w:sz w:val="18"/>
+                <w:szCs w:val="18"/>
+                <w:lang w:val="es-ES"/>
+              </w:rPr>
+              <w:t xml:space="preserve"> endfor %}</w:t>
+            </w:r>
+          </w:p>
+        </w:tc>
+      </w:tr>
+    </w:tbl>
+    <w:p>
+      <w:pPr>
+        <w:spacing w:after="0"/>
+        <w:jc w:val="both"/>
         <w:rPr>
           <w:rFonts w:ascii="Calibri" w:hAnsi="Calibri" w:cs="Calibri"/>
           <w:b/>
@@ -1632,7 +1702,39 @@
           <w:szCs w:val="18"/>
           <w:lang w:val="es-ES"/>
         </w:rPr>
-        <w:t>{% endfor %}</w:t>
+      </w:pPr>
+      <w:r>
+        <w:rPr>
+          <w:rFonts w:ascii="Calibri" w:hAnsi="Calibri" w:cs="Calibri"/>
+          <w:b/>
+          <w:bCs/>
+          <w:sz w:val="18"/>
+          <w:szCs w:val="18"/>
+          <w:lang w:val="es-ES"/>
+        </w:rPr>
+        <w:t>{%</w:t>
+      </w:r>
+      <w:r>
+        <w:rPr>
+          <w:rFonts w:ascii="Calibri" w:hAnsi="Calibri" w:cs="Calibri"/>
+          <w:b/>
+          <w:bCs/>
+          <w:sz w:val="18"/>
+          <w:szCs w:val="18"/>
+          <w:lang w:val="es-ES"/>
+        </w:rPr>
+        <w:t>p</w:t>
+      </w:r>
+      <w:r>
+        <w:rPr>
+          <w:rFonts w:ascii="Calibri" w:hAnsi="Calibri" w:cs="Calibri"/>
+          <w:b/>
+          <w:bCs/>
+          <w:sz w:val="18"/>
+          <w:szCs w:val="18"/>
+          <w:lang w:val="es-ES"/>
+        </w:rPr>
+        <w:t xml:space="preserve"> endfor %}</w:t>
       </w:r>
     </w:p>
     <w:p>
@@ -1910,7 +2012,6 @@
           <w:u w:val="single"/>
           <w:lang w:val="es-ES"/>
         </w:rPr>
-        <w:lastRenderedPageBreak/>
         <w:t>[</w:t>
       </w:r>
       <w:r>
@@ -2249,7 +2350,7 @@
                     </wp:anchor>
                   </w:drawing>
                 </mc:Choice>
-                <mc:Fallback xmlns:w16du="http://schemas.microsoft.com/office/word/2023/wordml/word16du" xmlns:oel="http://schemas.microsoft.com/office/2019/extlst">
+                <mc:Fallback xmlns:oel="http://schemas.microsoft.com/office/2019/extlst" xmlns:w16du="http://schemas.microsoft.com/office/word/2023/wordml/word16du">
                   <w:pict>
                     <v:oval w14:anchorId="05942B35" id="Elipse 2" o:spid="_x0000_s1026" style="position:absolute;margin-left:21.85pt;margin-top:7.5pt;width:76.05pt;height:72.6pt;z-index:251678720;visibility:visible;mso-wrap-style:square;mso-width-percent:0;mso-height-percent:0;mso-wrap-distance-left:9pt;mso-wrap-distance-top:0;mso-wrap-distance-right:9pt;mso-wrap-distance-bottom:0;mso-position-horizontal:absolute;mso-position-horizontal-relative:text;mso-position-vertical:absolute;mso-position-vertical-relative:text;mso-width-percent:0;mso-height-percent:0;mso-width-relative:margin;mso-height-relative:margin;v-text-anchor:middle" o:gfxdata="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" filled="f" strokecolor="black [3213]" strokeweight="2.25pt">
                       <v:stroke joinstyle="miter"/>

--- a/plantilla_compa/compatibilidad_temporal.docx
+++ b/plantilla_compa/compatibilidad_temporal.docx
@@ -1389,9 +1389,6 @@
         <w:tc>
           <w:tcPr>
             <w:tcW w:w="2509" w:type="dxa"/>
-            <w:tcBorders>
-              <w:bottom w:val="single" w:sz="4" w:space="0" w:color="auto"/>
-            </w:tcBorders>
             <w:vAlign w:val="center"/>
           </w:tcPr>
           <w:p>
@@ -1418,9 +1415,6 @@
         <w:tc>
           <w:tcPr>
             <w:tcW w:w="2503" w:type="dxa"/>
-            <w:tcBorders>
-              <w:bottom w:val="single" w:sz="4" w:space="0" w:color="auto"/>
-            </w:tcBorders>
             <w:vAlign w:val="center"/>
           </w:tcPr>
           <w:p>
@@ -1447,9 +1441,6 @@
         <w:tc>
           <w:tcPr>
             <w:tcW w:w="1944" w:type="dxa"/>
-            <w:tcBorders>
-              <w:bottom w:val="single" w:sz="4" w:space="0" w:color="auto"/>
-            </w:tcBorders>
             <w:vAlign w:val="center"/>
           </w:tcPr>
           <w:p>
@@ -1548,9 +1539,6 @@
         <w:tc>
           <w:tcPr>
             <w:tcW w:w="1213" w:type="dxa"/>
-            <w:tcBorders>
-              <w:bottom w:val="single" w:sz="4" w:space="0" w:color="auto"/>
-            </w:tcBorders>
             <w:vAlign w:val="center"/>
           </w:tcPr>
           <w:p>
@@ -1581,9 +1569,6 @@
         <w:tc>
           <w:tcPr>
             <w:tcW w:w="1352" w:type="dxa"/>
-            <w:tcBorders>
-              <w:bottom w:val="single" w:sz="4" w:space="0" w:color="auto"/>
-            </w:tcBorders>
             <w:vAlign w:val="center"/>
           </w:tcPr>
           <w:p>
@@ -1607,62 +1592,7 @@
                 <w:szCs w:val="18"/>
                 <w:lang w:val="es-ES"/>
               </w:rPr>
-              <w:t xml:space="preserve">{{fila.conf_no}} </w:t>
-            </w:r>
-          </w:p>
-        </w:tc>
-      </w:tr>
-    </w:tbl>
-    <w:p>
-      <w:pPr>
-        <w:spacing w:after="0"/>
-        <w:jc w:val="both"/>
-        <w:rPr>
-          <w:rFonts w:ascii="Calibri" w:hAnsi="Calibri" w:cs="Calibri"/>
-          <w:b/>
-          <w:bCs/>
-          <w:sz w:val="18"/>
-          <w:szCs w:val="18"/>
-          <w:lang w:val="es-ES"/>
-        </w:rPr>
-      </w:pPr>
-    </w:p>
-    <w:tbl>
-      <w:tblPr>
-        <w:tblStyle w:val="Tablaconcuadrcula"/>
-        <w:tblW w:w="0" w:type="auto"/>
-        <w:tblLook w:val="04A0" w:firstRow="1" w:lastRow="0" w:firstColumn="1" w:lastColumn="0" w:noHBand="0" w:noVBand="1"/>
-      </w:tblPr>
-      <w:tblGrid>
-        <w:gridCol w:w="9487"/>
-      </w:tblGrid>
-      <w:tr>
-        <w:tc>
-          <w:tcPr>
-            <w:tcW w:w="9487" w:type="dxa"/>
-          </w:tcPr>
-          <w:p>
-            <w:pPr>
-              <w:jc w:val="both"/>
-              <w:rPr>
-                <w:rFonts w:ascii="Calibri" w:hAnsi="Calibri" w:cs="Calibri"/>
-                <w:b/>
-                <w:bCs/>
-                <w:sz w:val="18"/>
-                <w:szCs w:val="18"/>
-                <w:lang w:val="es-ES"/>
-              </w:rPr>
-            </w:pPr>
-            <w:r>
-              <w:rPr>
-                <w:rFonts w:ascii="Calibri" w:hAnsi="Calibri" w:cs="Calibri"/>
-                <w:b/>
-                <w:bCs/>
-                <w:sz w:val="18"/>
-                <w:szCs w:val="18"/>
-                <w:lang w:val="es-ES"/>
-              </w:rPr>
-              <w:t>{%</w:t>
+              <w:t>{{fila.conf_no}} {%</w:t>
             </w:r>
             <w:r>
               <w:rPr>
@@ -2012,6 +1942,7 @@
           <w:u w:val="single"/>
           <w:lang w:val="es-ES"/>
         </w:rPr>
+        <w:lastRenderedPageBreak/>
         <w:t>[</w:t>
       </w:r>
       <w:r>

--- a/plantilla_compa/compatibilidad_temporal.docx
+++ b/plantilla_compa/compatibilidad_temporal.docx
@@ -1389,6 +1389,9 @@
         <w:tc>
           <w:tcPr>
             <w:tcW w:w="2509" w:type="dxa"/>
+            <w:tcBorders>
+              <w:bottom w:val="single" w:sz="4" w:space="0" w:color="auto"/>
+            </w:tcBorders>
             <w:vAlign w:val="center"/>
           </w:tcPr>
           <w:p>
@@ -1415,6 +1418,9 @@
         <w:tc>
           <w:tcPr>
             <w:tcW w:w="2503" w:type="dxa"/>
+            <w:tcBorders>
+              <w:bottom w:val="single" w:sz="4" w:space="0" w:color="auto"/>
+            </w:tcBorders>
             <w:vAlign w:val="center"/>
           </w:tcPr>
           <w:p>
@@ -1441,6 +1447,9 @@
         <w:tc>
           <w:tcPr>
             <w:tcW w:w="1944" w:type="dxa"/>
+            <w:tcBorders>
+              <w:bottom w:val="single" w:sz="4" w:space="0" w:color="auto"/>
+            </w:tcBorders>
             <w:vAlign w:val="center"/>
           </w:tcPr>
           <w:p>
@@ -1539,6 +1548,9 @@
         <w:tc>
           <w:tcPr>
             <w:tcW w:w="1213" w:type="dxa"/>
+            <w:tcBorders>
+              <w:bottom w:val="single" w:sz="4" w:space="0" w:color="auto"/>
+            </w:tcBorders>
             <w:vAlign w:val="center"/>
           </w:tcPr>
           <w:p>
@@ -1569,6 +1581,9 @@
         <w:tc>
           <w:tcPr>
             <w:tcW w:w="1352" w:type="dxa"/>
+            <w:tcBorders>
+              <w:bottom w:val="single" w:sz="4" w:space="0" w:color="auto"/>
+            </w:tcBorders>
             <w:vAlign w:val="center"/>
           </w:tcPr>
           <w:p>
@@ -1592,7 +1607,62 @@
                 <w:szCs w:val="18"/>
                 <w:lang w:val="es-ES"/>
               </w:rPr>
-              <w:t>{{fila.conf_no}} {%</w:t>
+              <w:t xml:space="preserve">{{fila.conf_no}} </w:t>
+            </w:r>
+          </w:p>
+        </w:tc>
+      </w:tr>
+    </w:tbl>
+    <w:p>
+      <w:pPr>
+        <w:spacing w:after="0"/>
+        <w:jc w:val="both"/>
+        <w:rPr>
+          <w:rFonts w:ascii="Calibri" w:hAnsi="Calibri" w:cs="Calibri"/>
+          <w:b/>
+          <w:bCs/>
+          <w:sz w:val="18"/>
+          <w:szCs w:val="18"/>
+          <w:lang w:val="es-ES"/>
+        </w:rPr>
+      </w:pPr>
+    </w:p>
+    <w:tbl>
+      <w:tblPr>
+        <w:tblStyle w:val="Tablaconcuadrcula"/>
+        <w:tblW w:w="0" w:type="auto"/>
+        <w:tblLook w:val="04A0" w:firstRow="1" w:lastRow="0" w:firstColumn="1" w:lastColumn="0" w:noHBand="0" w:noVBand="1"/>
+      </w:tblPr>
+      <w:tblGrid>
+        <w:gridCol w:w="9487"/>
+      </w:tblGrid>
+      <w:tr>
+        <w:tc>
+          <w:tcPr>
+            <w:tcW w:w="9487" w:type="dxa"/>
+          </w:tcPr>
+          <w:p>
+            <w:pPr>
+              <w:jc w:val="both"/>
+              <w:rPr>
+                <w:rFonts w:ascii="Calibri" w:hAnsi="Calibri" w:cs="Calibri"/>
+                <w:b/>
+                <w:bCs/>
+                <w:sz w:val="18"/>
+                <w:szCs w:val="18"/>
+                <w:lang w:val="es-ES"/>
+              </w:rPr>
+            </w:pPr>
+            <w:r>
+              <w:rPr>
+                <w:rFonts w:ascii="Calibri" w:hAnsi="Calibri" w:cs="Calibri"/>
+                <w:b/>
+                <w:bCs/>
+                <w:sz w:val="18"/>
+                <w:szCs w:val="18"/>
+                <w:lang w:val="es-ES"/>
+              </w:rPr>
+              <w:t>{%</w:t>
             </w:r>
             <w:r>
               <w:rPr>
@@ -1942,7 +2012,6 @@
           <w:u w:val="single"/>
           <w:lang w:val="es-ES"/>
         </w:rPr>
-        <w:lastRenderedPageBreak/>
         <w:t>[</w:t>
       </w:r>
       <w:r>

--- a/plantilla_compa/compatibilidad_temporal.docx
+++ b/plantilla_compa/compatibilidad_temporal.docx
@@ -1389,9 +1389,6 @@
         <w:tc>
           <w:tcPr>
             <w:tcW w:w="2509" w:type="dxa"/>
-            <w:tcBorders>
-              <w:bottom w:val="single" w:sz="4" w:space="0" w:color="auto"/>
-            </w:tcBorders>
             <w:vAlign w:val="center"/>
           </w:tcPr>
           <w:p>
@@ -1411,16 +1408,22 @@
                 <w:sz w:val="18"/>
                 <w:szCs w:val="18"/>
               </w:rPr>
-              <w:t>{%tr for fila in ag.giros %} {{fila.codigo}}</w:t>
+              <w:t>{%tr for fila in ag.giros %}</w:t>
+            </w:r>
+            <w:r>
+              <w:rPr>
+                <w:rFonts w:ascii="Consolas" w:hAnsi="Consolas"/>
+                <w:color w:val="000000" w:themeColor="text1"/>
+                <w:sz w:val="18"/>
+                <w:szCs w:val="18"/>
+              </w:rPr>
+              <w:t>{{fila.codigo}}</w:t>
             </w:r>
           </w:p>
         </w:tc>
         <w:tc>
           <w:tcPr>
             <w:tcW w:w="2503" w:type="dxa"/>
-            <w:tcBorders>
-              <w:bottom w:val="single" w:sz="4" w:space="0" w:color="auto"/>
-            </w:tcBorders>
             <w:vAlign w:val="center"/>
           </w:tcPr>
           <w:p>
@@ -1447,9 +1450,6 @@
         <w:tc>
           <w:tcPr>
             <w:tcW w:w="1944" w:type="dxa"/>
-            <w:tcBorders>
-              <w:bottom w:val="single" w:sz="4" w:space="0" w:color="auto"/>
-            </w:tcBorders>
             <w:vAlign w:val="center"/>
           </w:tcPr>
           <w:p>
@@ -1548,9 +1548,6 @@
         <w:tc>
           <w:tcPr>
             <w:tcW w:w="1213" w:type="dxa"/>
-            <w:tcBorders>
-              <w:bottom w:val="single" w:sz="4" w:space="0" w:color="auto"/>
-            </w:tcBorders>
             <w:vAlign w:val="center"/>
           </w:tcPr>
           <w:p>
@@ -1581,9 +1578,6 @@
         <w:tc>
           <w:tcPr>
             <w:tcW w:w="1352" w:type="dxa"/>
-            <w:tcBorders>
-              <w:bottom w:val="single" w:sz="4" w:space="0" w:color="auto"/>
-            </w:tcBorders>
             <w:vAlign w:val="center"/>
           </w:tcPr>
           <w:p>
@@ -1608,6 +1602,43 @@
                 <w:lang w:val="es-ES"/>
               </w:rPr>
               <w:t xml:space="preserve">{{fila.conf_no}} </w:t>
+            </w:r>
+          </w:p>
+        </w:tc>
+      </w:tr>
+      <w:tr>
+        <w:trPr>
+          <w:trHeight w:val="421"/>
+        </w:trPr>
+        <w:tc>
+          <w:tcPr>
+            <w:tcW w:w="9521" w:type="dxa"/>
+            <w:gridSpan w:val="5"/>
+            <w:tcBorders>
+              <w:bottom w:val="single" w:sz="4" w:space="0" w:color="auto"/>
+            </w:tcBorders>
+          </w:tcPr>
+          <w:p>
+            <w:pPr>
+              <w:rPr>
+                <w:rFonts w:ascii="Calibri" w:hAnsi="Calibri" w:cs="Calibri"/>
+                <w:b/>
+                <w:bCs/>
+                <w:sz w:val="18"/>
+                <w:szCs w:val="18"/>
+                <w:lang w:val="es-ES"/>
+              </w:rPr>
+            </w:pPr>
+            <w:r>
+              <w:rPr>
+                <w:rFonts w:ascii="Calibri" w:hAnsi="Calibri" w:cs="Calibri"/>
+                <w:b/>
+                <w:bCs/>
+                <w:sz w:val="18"/>
+                <w:szCs w:val="18"/>
+                <w:lang w:val="es-ES"/>
+              </w:rPr>
+              <w:t>{%tr endfor %}</w:t>
             </w:r>
           </w:p>
         </w:tc>
@@ -1627,69 +1658,6 @@
         </w:rPr>
       </w:pPr>
     </w:p>
-    <w:tbl>
-      <w:tblPr>
-        <w:tblStyle w:val="Tablaconcuadrcula"/>
-        <w:tblW w:w="0" w:type="auto"/>
-        <w:tblLook w:val="04A0" w:firstRow="1" w:lastRow="0" w:firstColumn="1" w:lastColumn="0" w:noHBand="0" w:noVBand="1"/>
-      </w:tblPr>
-      <w:tblGrid>
-        <w:gridCol w:w="9487"/>
-      </w:tblGrid>
-      <w:tr>
-        <w:tc>
-          <w:tcPr>
-            <w:tcW w:w="9487" w:type="dxa"/>
-          </w:tcPr>
-          <w:p>
-            <w:pPr>
-              <w:jc w:val="both"/>
-              <w:rPr>
-                <w:rFonts w:ascii="Calibri" w:hAnsi="Calibri" w:cs="Calibri"/>
-                <w:b/>
-                <w:bCs/>
-                <w:sz w:val="18"/>
-                <w:szCs w:val="18"/>
-                <w:lang w:val="es-ES"/>
-              </w:rPr>
-            </w:pPr>
-            <w:r>
-              <w:rPr>
-                <w:rFonts w:ascii="Calibri" w:hAnsi="Calibri" w:cs="Calibri"/>
-                <w:b/>
-                <w:bCs/>
-                <w:sz w:val="18"/>
-                <w:szCs w:val="18"/>
-                <w:lang w:val="es-ES"/>
-              </w:rPr>
-              <w:t>{%</w:t>
-            </w:r>
-            <w:r>
-              <w:rPr>
-                <w:rFonts w:ascii="Calibri" w:hAnsi="Calibri" w:cs="Calibri"/>
-                <w:b/>
-                <w:bCs/>
-                <w:sz w:val="18"/>
-                <w:szCs w:val="18"/>
-                <w:lang w:val="es-ES"/>
-              </w:rPr>
-              <w:t>tr</w:t>
-            </w:r>
-            <w:r>
-              <w:rPr>
-                <w:rFonts w:ascii="Calibri" w:hAnsi="Calibri" w:cs="Calibri"/>
-                <w:b/>
-                <w:bCs/>
-                <w:sz w:val="18"/>
-                <w:szCs w:val="18"/>
-                <w:lang w:val="es-ES"/>
-              </w:rPr>
-              <w:t xml:space="preserve"> endfor %}</w:t>
-            </w:r>
-          </w:p>
-        </w:tc>
-      </w:tr>
-    </w:tbl>
     <w:p>
       <w:pPr>
         <w:spacing w:after="0"/>
@@ -1930,7 +1898,16 @@
           <w:szCs w:val="20"/>
           <w:lang w:val="es-ES"/>
         </w:rPr>
-        <w:t xml:space="preserve">para su desarrollo comercial en el predio de referencia correspondiente a </w:t>
+        <w:t xml:space="preserve">para su desarrollo comercial en el predio de referencia </w:t>
+      </w:r>
+      <w:r>
+        <w:rPr>
+          <w:sz w:val="20"/>
+          <w:szCs w:val="20"/>
+          <w:lang w:val="es-ES"/>
+        </w:rPr>
+        <w:lastRenderedPageBreak/>
+        <w:t xml:space="preserve">correspondiente a </w:t>
       </w:r>
       <w:r>
         <w:rPr>

--- a/plantilla_compa/compatibilidad_temporal.docx
+++ b/plantilla_compa/compatibilidad_temporal.docx
@@ -1395,21 +1395,117 @@
             <w:pPr>
               <w:jc w:val="center"/>
               <w:rPr>
-                <w:rFonts w:ascii="Calibri" w:hAnsi="Calibri" w:cs="Calibri"/>
-                <w:sz w:val="18"/>
-                <w:szCs w:val="18"/>
-                <w:lang w:val="es-ES"/>
-              </w:rPr>
-            </w:pPr>
-            <w:r>
-              <w:rPr>
                 <w:rFonts w:ascii="Consolas" w:hAnsi="Consolas"/>
                 <w:color w:val="000000" w:themeColor="text1"/>
                 <w:sz w:val="18"/>
                 <w:szCs w:val="18"/>
               </w:rPr>
+            </w:pPr>
+            <w:r>
+              <w:rPr>
+                <w:rFonts w:ascii="Consolas" w:hAnsi="Consolas"/>
+                <w:color w:val="000000" w:themeColor="text1"/>
+                <w:sz w:val="18"/>
+                <w:szCs w:val="18"/>
+              </w:rPr>
               <w:t>{%tr for fila in ag.giros %}</w:t>
             </w:r>
+          </w:p>
+        </w:tc>
+        <w:tc>
+          <w:tcPr>
+            <w:tcW w:w="2503" w:type="dxa"/>
+            <w:vAlign w:val="center"/>
+          </w:tcPr>
+          <w:p>
+            <w:pPr>
+              <w:jc w:val="center"/>
+              <w:rPr>
+                <w:rFonts w:ascii="Calibri" w:hAnsi="Calibri" w:cs="Calibri"/>
+                <w:sz w:val="18"/>
+                <w:szCs w:val="18"/>
+                <w:lang w:val="es-ES"/>
+              </w:rPr>
+            </w:pPr>
+          </w:p>
+        </w:tc>
+        <w:tc>
+          <w:tcPr>
+            <w:tcW w:w="1944" w:type="dxa"/>
+            <w:vAlign w:val="center"/>
+          </w:tcPr>
+          <w:p>
+            <w:pPr>
+              <w:jc w:val="center"/>
+              <w:rPr>
+                <w:rFonts w:ascii="Calibri" w:hAnsi="Calibri" w:cs="Calibri"/>
+                <w:b/>
+                <w:bCs/>
+                <w:sz w:val="24"/>
+                <w:szCs w:val="24"/>
+                <w:lang w:val="es-ES"/>
+              </w:rPr>
+            </w:pPr>
+          </w:p>
+        </w:tc>
+        <w:tc>
+          <w:tcPr>
+            <w:tcW w:w="1213" w:type="dxa"/>
+            <w:vAlign w:val="center"/>
+          </w:tcPr>
+          <w:p>
+            <w:pPr>
+              <w:jc w:val="center"/>
+              <w:rPr>
+                <w:rFonts w:ascii="Calibri" w:hAnsi="Calibri" w:cs="Calibri"/>
+                <w:b/>
+                <w:bCs/>
+                <w:sz w:val="18"/>
+                <w:szCs w:val="18"/>
+                <w:lang w:val="es-ES"/>
+              </w:rPr>
+            </w:pPr>
+          </w:p>
+        </w:tc>
+        <w:tc>
+          <w:tcPr>
+            <w:tcW w:w="1352" w:type="dxa"/>
+            <w:vAlign w:val="center"/>
+          </w:tcPr>
+          <w:p>
+            <w:pPr>
+              <w:jc w:val="center"/>
+              <w:rPr>
+                <w:rFonts w:ascii="Calibri" w:hAnsi="Calibri" w:cs="Calibri"/>
+                <w:b/>
+                <w:bCs/>
+                <w:sz w:val="18"/>
+                <w:szCs w:val="18"/>
+                <w:lang w:val="es-ES"/>
+              </w:rPr>
+            </w:pPr>
+          </w:p>
+        </w:tc>
+      </w:tr>
+      <w:tr>
+        <w:trPr>
+          <w:trHeight w:val="421"/>
+        </w:trPr>
+        <w:tc>
+          <w:tcPr>
+            <w:tcW w:w="2509" w:type="dxa"/>
+            <w:vAlign w:val="center"/>
+          </w:tcPr>
+          <w:p>
+            <w:pPr>
+              <w:jc w:val="center"/>
+              <w:rPr>
+                <w:rFonts w:ascii="Calibri" w:hAnsi="Calibri" w:cs="Calibri"/>
+                <w:sz w:val="18"/>
+                <w:szCs w:val="18"/>
+                <w:lang w:val="es-ES"/>
+              </w:rPr>
+            </w:pPr>
             <w:r>
               <w:rPr>
                 <w:rFonts w:ascii="Consolas" w:hAnsi="Consolas"/>
@@ -2327,7 +2423,7 @@
                     </wp:anchor>
                   </w:drawing>
                 </mc:Choice>
-                <mc:Fallback xmlns:oel="http://schemas.microsoft.com/office/2019/extlst" xmlns:w16du="http://schemas.microsoft.com/office/word/2023/wordml/word16du">
+                <mc:Fallback xmlns:w16du="http://schemas.microsoft.com/office/word/2023/wordml/word16du" xmlns:oel="http://schemas.microsoft.com/office/2019/extlst">
                   <w:pict>
                     <v:oval w14:anchorId="05942B35" id="Elipse 2" o:spid="_x0000_s1026" style="position:absolute;margin-left:21.85pt;margin-top:7.5pt;width:76.05pt;height:72.6pt;z-index:251678720;visibility:visible;mso-wrap-style:square;mso-width-percent:0;mso-height-percent:0;mso-wrap-distance-left:9pt;mso-wrap-distance-top:0;mso-wrap-distance-right:9pt;mso-wrap-distance-bottom:0;mso-position-horizontal:absolute;mso-position-horizontal-relative:text;mso-position-vertical:absolute;mso-position-vertical-relative:text;mso-width-percent:0;mso-height-percent:0;mso-width-relative:margin;mso-height-relative:margin;v-text-anchor:middle" o:gfxdata="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" filled="f" strokecolor="black [3213]" strokeweight="2.25pt">
                       <v:stroke joinstyle="miter"/>
